--- a/laravel-app/database/data/internship/handbooks/machine_learning/Beyond_ML_Internship_Day_048_Student_Handbook.docx
+++ b/laravel-app/database/data/internship/handbooks/machine_learning/Beyond_ML_Internship_Day_048_Student_Handbook.docx
@@ -38,7 +38,7 @@
           <w:color w:val="1E293B"/>
           <w:sz w:val="28"/>
         </w:rPr>
-        <w:t>Feature Encoding And Scaling</w:t>
+        <w:t>Generalization Bias Variance And Learning Curves: Practical Implementation and Verification</w:t>
       </w:r>
     </w:p>
     <w:p>
@@ -50,7 +50,7 @@
           <w:b w:val="0"/>
           <w:sz w:val="22"/>
         </w:rPr>
-        <w:t>Assessment and reflection. Full student study guide and practical laboratory manual for Beyond Enterprise interns.</w:t>
+        <w:t>Documentation and peer review. Full student study guide and practical laboratory manual for Beyond Enterprise interns.</w:t>
       </w:r>
     </w:p>
     <w:tbl>
@@ -141,7 +141,7 @@
               <w:rPr>
                 <w:sz w:val="18"/>
               </w:rPr>
-              <w:t>Assessment and reflection</w:t>
+              <w:t>Documentation and peer review</w:t>
             </w:r>
           </w:p>
         </w:tc>
@@ -167,7 +167,7 @@
               <w:rPr>
                 <w:sz w:val="18"/>
               </w:rPr>
-              <w:t>8 hours</w:t>
+              <w:t>8.0 hours</w:t>
             </w:r>
           </w:p>
         </w:tc>
@@ -180,7 +180,7 @@
               <w:rPr>
                 <w:sz w:val="18"/>
               </w:rPr>
-              <w:t>Python, Jupyter, pandas and scikit-learn on a laptop</w:t>
+              <w:t>scikit-learn, pandas, Matplotlib, Jupyter</w:t>
             </w:r>
           </w:p>
         </w:tc>
@@ -198,7 +198,7 @@
           <w:color w:val="0B3F90"/>
           <w:sz w:val="20"/>
         </w:rPr>
-        <w:t>Day 48 objective  Complete the assessment and reflection for Feature Encoding And Scaling: Apply feature encoding and scaling safely and explain the result in a professional technical report.</w:t>
+        <w:t>Day 48 objective  Complete the documentation and peer review for Generalization Bias Variance And Learning Curves: Practical Implementation and Verification: Apply Generalization Bias Variance And Learning Curves: Practical Implementation and Verification to an approved public or synthetic dataset, measure the result against a documented baseline and acceptance criterion, independently verify it, and explain limitations in a professional technical report.</w:t>
       </w:r>
     </w:p>
     <w:p>
@@ -270,7 +270,7 @@
           <w:b w:val="0"/>
           <w:sz w:val="22"/>
         </w:rPr>
-        <w:t>Submit: Final artifact, demonstration evidence, 150-300 word reflection, and self-score against the rubric..</w:t>
+        <w:t>Submit: Baseline screenshot, reproducible project, evaluation evidence, independent verification, responsible-ML check, and professional report..</w:t>
       </w:r>
     </w:p>
     <w:p>
@@ -619,7 +619,7 @@
           <w:b w:val="0"/>
           <w:sz w:val="20"/>
         </w:rPr>
-        <w:t>Curriculum objective (source of truth): Apply feature encoding and scaling safely and explain the result in a professional technical report.</w:t>
+        <w:t>Curriculum objective (source of truth): Apply Generalization Bias Variance And Learning Curves: Practical Implementation and Verification to an approved public or synthetic dataset, measure the result against a documented baseline and acceptance criterion, independently verify it, and explain limitations in a professional technical report.</w:t>
       </w:r>
     </w:p>
     <w:p>
@@ -631,7 +631,7 @@
           <w:b w:val="0"/>
           <w:sz w:val="22"/>
         </w:rPr>
-        <w:t>Explain Feature Encoding And Scaling to a supervisor in under two minutes.</w:t>
+        <w:t>Explain Generalization Bias Variance And Learning Curves: Practical Implementation and Verification to a supervisor in under two minutes.</w:t>
       </w:r>
     </w:p>
     <w:p>
@@ -643,7 +643,7 @@
           <w:b w:val="0"/>
           <w:sz w:val="22"/>
         </w:rPr>
-        <w:t>Configure or verify the approved tools required for Feature Encoding And Scaling.</w:t>
+        <w:t>Configure or verify the approved tools required for Generalization Bias Variance And Learning Curves: Practical Implementation and Verification.</w:t>
       </w:r>
     </w:p>
     <w:p>
@@ -655,7 +655,7 @@
           <w:b w:val="0"/>
           <w:sz w:val="22"/>
         </w:rPr>
-        <w:t>Implement or perform the assessment and reflection practical for this topic.</w:t>
+        <w:t>Implement or perform the documentation and peer review practical for this topic.</w:t>
       </w:r>
     </w:p>
     <w:p>
@@ -711,7 +711,7 @@
           <w:b w:val="0"/>
           <w:sz w:val="22"/>
         </w:rPr>
-        <w:t>Define the professional meaning of “Feature Encoding And Scaling” before you use tools. Do not split the title into meaningless words. Connect each concept to today's practical action.</w:t>
+        <w:t>Define the professional meaning of “Generalization Bias Variance And Learning Curves: Practical Implementation and Verification” before you use tools. Do not split the title into meaningless words. Connect each concept to today's practical action.</w:t>
       </w:r>
     </w:p>
     <w:tbl>
@@ -819,7 +819,7 @@
               <w:rPr>
                 <w:sz w:val="18"/>
               </w:rPr>
-              <w:t>Problem framing</w:t>
+              <w:t>Core topic skill</w:t>
             </w:r>
           </w:p>
         </w:tc>
@@ -832,7 +832,7 @@
               <w:rPr>
                 <w:sz w:val="18"/>
               </w:rPr>
-              <w:t>Who needs what, constraints, success criteria</w:t>
+              <w:t>Professional practice for Generalization Bias Variance And Learning Curves: Practical Implementation and Verification</w:t>
             </w:r>
           </w:p>
         </w:tc>
@@ -845,7 +845,7 @@
               <w:rPr>
                 <w:sz w:val="18"/>
               </w:rPr>
-              <w:t>Write a short frame table</w:t>
+              <w:t>Complete today's practical objective</w:t>
             </w:r>
           </w:p>
         </w:tc>
@@ -858,7 +858,7 @@
               <w:rPr>
                 <w:sz w:val="18"/>
               </w:rPr>
-              <w:t>Building the wrong thing</w:t>
+              <w:t>Shallow buzzword-only work</w:t>
             </w:r>
           </w:p>
         </w:tc>
@@ -871,7 +871,7 @@
               <w:rPr>
                 <w:sz w:val="18"/>
               </w:rPr>
-              <w:t>Supervisor review of frame</w:t>
+              <w:t>Demonstrate with evidence</w:t>
             </w:r>
           </w:p>
         </w:tc>
@@ -886,7 +886,7 @@
               <w:rPr>
                 <w:sz w:val="18"/>
               </w:rPr>
-              <w:t>Train vs evaluation data</w:t>
+              <w:t>Tool discipline</w:t>
             </w:r>
           </w:p>
         </w:tc>
@@ -899,7 +899,7 @@
               <w:rPr>
                 <w:sz w:val="18"/>
               </w:rPr>
-              <w:t>Learn on one set; judge on another</w:t>
+              <w:t>Use only approved tools/versions</w:t>
             </w:r>
           </w:p>
         </w:tc>
@@ -912,7 +912,7 @@
               <w:rPr>
                 <w:sz w:val="18"/>
               </w:rPr>
-              <w:t>Keep a held-out TEST set</w:t>
+              <w:t>Verify tools before lab</w:t>
             </w:r>
           </w:p>
         </w:tc>
@@ -925,7 +925,7 @@
               <w:rPr>
                 <w:sz w:val="18"/>
               </w:rPr>
-              <w:t>Testing on training data</w:t>
+              <w:t>Unapproved downloads</w:t>
             </w:r>
           </w:p>
         </w:tc>
@@ -938,7 +938,7 @@
               <w:rPr>
                 <w:sz w:val="18"/>
               </w:rPr>
-              <w:t>Document the split</w:t>
+              <w:t>Official sources only</w:t>
             </w:r>
           </w:p>
         </w:tc>
@@ -953,7 +953,7 @@
               <w:rPr>
                 <w:sz w:val="18"/>
               </w:rPr>
-              <w:t>Human oversight</w:t>
+              <w:t>Professional documentation</w:t>
             </w:r>
           </w:p>
         </w:tc>
@@ -966,7 +966,7 @@
               <w:rPr>
                 <w:sz w:val="18"/>
               </w:rPr>
-              <w:t>A person remains accountable</w:t>
+              <w:t>Clear enough for handover</w:t>
             </w:r>
           </w:p>
         </w:tc>
@@ -979,7 +979,7 @@
               <w:rPr>
                 <w:sz w:val="18"/>
               </w:rPr>
-              <w:t>Disclose AI help; verify claims</w:t>
+              <w:t>Write procedure + results</w:t>
             </w:r>
           </w:p>
         </w:tc>
@@ -992,7 +992,7 @@
               <w:rPr>
                 <w:sz w:val="18"/>
               </w:rPr>
-              <w:t>Blind trust in outputs</w:t>
+              <w:t>Undocumented changes</w:t>
             </w:r>
           </w:p>
         </w:tc>
@@ -1005,7 +1005,7 @@
               <w:rPr>
                 <w:sz w:val="18"/>
               </w:rPr>
-              <w:t>AI/tool disclosure block</w:t>
+              <w:t>README + report template</w:t>
             </w:r>
           </w:p>
         </w:tc>
@@ -1266,7 +1266,7 @@
           <w:b w:val="0"/>
           <w:sz w:val="22"/>
         </w:rPr>
-        <w:t>Tools available: Python, Jupyter, pandas and scikit-learn on a laptop.</w:t>
+        <w:t>Tools available: scikit-learn, pandas, Matplotlib, Jupyter.</w:t>
       </w:r>
     </w:p>
     <w:p>
@@ -1381,7 +1381,7 @@
               <w:rPr>
                 <w:sz w:val="18"/>
               </w:rPr>
-              <w:t>Python, Jupyter, pandas and scikit-learn on a laptop</w:t>
+              <w:t>scikit-learn, pandas, Matplotlib, Jupyter</w:t>
             </w:r>
           </w:p>
         </w:tc>
@@ -1463,7 +1463,7 @@
           <w:b w:val="0"/>
           <w:sz w:val="18"/>
         </w:rPr>
-        <w:t>└── Day_48_Feature_Encoding_And_Scaling/</w:t>
+        <w:t>└── Day_48_Generalization_Bias_Variance_And_Learning_Curves/</w:t>
       </w:r>
     </w:p>
     <w:p>
@@ -1616,7 +1616,7 @@
           <w:b w:val="0"/>
           <w:sz w:val="18"/>
         </w:rPr>
-        <w:t>mkdir Beyond_ML_Internship\Day_48_Feature_Encoding_And_Scaling\evidence, Beyond_ML_Internship\Day_48_Feature_Encoding_And_Scaling\notebooks, Beyond_ML_Internship\Day_48_Feature_Encoding_And_Scaling\src, Beyond_ML_Internship\Day_48_Feature_Encoding_And_Scaling\data, Beyond_ML_Internship\Day_48_Feature_Encoding_And_Scaling\output, Beyond_ML_Internship\Day_48_Feature_Encoding_And_Scaling\report -Force</w:t>
+        <w:t>mkdir Beyond_ML_Internship\Day_48_Generalization_Bias_Variance_And_Learning_Curves\evidence, Beyond_ML_Internship\Day_48_Generalization_Bias_Variance_And_Learning_Curves\notebooks, Beyond_ML_Internship\Day_48_Generalization_Bias_Variance_And_Learning_Curves\src, Beyond_ML_Internship\Day_48_Generalization_Bias_Variance_And_Learning_Curves\data, Beyond_ML_Internship\Day_48_Generalization_Bias_Variance_And_Learning_Curves\output, Beyond_ML_Internship\Day_48_Generalization_Bias_Variance_And_Learning_Curves\report -Force</w:t>
       </w:r>
     </w:p>
     <w:p/>
@@ -1657,7 +1657,7 @@
           <w:b w:val="0"/>
           <w:sz w:val="18"/>
         </w:rPr>
-        <w:t>mkdir -p Beyond_ML_Internship/Day_48_Feature_Encoding_And_Scaling/{evidence,notebooks,src,data,output,report}</w:t>
+        <w:t>mkdir -p Beyond_ML_Internship/Day_48_Generalization_Bias_Variance_And_Learning_Curves/{evidence,notebooks,src,data,output,report}</w:t>
       </w:r>
     </w:p>
     <w:p/>
@@ -1773,7 +1773,7 @@
           <w:color w:val="0B3F90"/>
           <w:sz w:val="24"/>
         </w:rPr>
-        <w:t>Assessment and reflection: Feature Encoding And Scaling</w:t>
+        <w:t>Documentation and peer review: Generalization Bias Variance And Learning Curves: Practical Implementation and Verification</w:t>
       </w:r>
     </w:p>
     <w:p>
@@ -1797,7 +1797,7 @@
           <w:b w:val="0"/>
           <w:sz w:val="20"/>
         </w:rPr>
-        <w:t>• Complete the practical assessment for feature encoding and scaling, demonstrate the result, and explain decisions in your own words.</w:t>
+        <w:t>• Confirm the written objective, authorized dataset, licence, privacy classification, computing boundary, supervisor approvals, and stop conditions.</w:t>
       </w:r>
     </w:p>
     <w:p>
@@ -1809,7 +1809,7 @@
           <w:b w:val="0"/>
           <w:sz w:val="20"/>
         </w:rPr>
-        <w:t>• Work only in an authorized lab, VM or on equipment assigned by Beyond.</w:t>
+        <w:t>• Create the day folder with data/raw, data/processed, notebooks, src, tests, models, output, evidence, and report; never overwrite prior evidence.</w:t>
       </w:r>
     </w:p>
     <w:p>
@@ -1821,7 +1821,79 @@
           <w:b w:val="0"/>
           <w:sz w:val="20"/>
         </w:rPr>
-        <w:t>• Keep time entries truthful and ask the supervisor before changing production equipment.</w:t>
+        <w:t>• Record OS, Python, package, seed, dataset version/hash, hardware, and tools: scikit-learn, pandas, Matplotlib, Jupyter.</w:t>
+      </w:r>
+    </w:p>
+    <w:p>
+      <w:pPr>
+        <w:spacing w:after="120"/>
+      </w:pPr>
+      <w:r>
+        <w:rPr>
+          <w:b w:val="0"/>
+          <w:sz w:val="20"/>
+        </w:rPr>
+        <w:t>• Frame the prediction or analysis task, target population, features, label, intended user, baseline, metric, acceptance threshold, and harmful misuse to avoid.</w:t>
+      </w:r>
+    </w:p>
+    <w:p>
+      <w:pPr>
+        <w:spacing w:after="120"/>
+      </w:pPr>
+      <w:r>
+        <w:rPr>
+          <w:b w:val="0"/>
+          <w:sz w:val="20"/>
+        </w:rPr>
+        <w:t>• Inspect data quality before modeling; check schema, missingness, duplicates, ranges, imbalance, representativeness, provenance, and leakage risks.</w:t>
+      </w:r>
+    </w:p>
+    <w:p>
+      <w:pPr>
+        <w:spacing w:after="120"/>
+      </w:pPr>
+      <w:r>
+        <w:rPr>
+          <w:b w:val="0"/>
+          <w:sz w:val="20"/>
+        </w:rPr>
+        <w:t>• Implement the practical objective: Apply Generalization Bias Variance And Learning Curves: Practical Implementation and Verification to an approved public or synthetic dataset, measure the result against a documented baseline and acceptance criterion, independently verify it, and explain limitations in a professional technical report.</w:t>
+      </w:r>
+    </w:p>
+    <w:p>
+      <w:pPr>
+        <w:spacing w:after="120"/>
+      </w:pPr>
+      <w:r>
+        <w:rPr>
+          <w:b w:val="0"/>
+          <w:sz w:val="20"/>
+        </w:rPr>
+        <w:t>• Evaluate on untouched validation/test data with appropriate metrics, slice analysis, errors, uncertainty, and comparison to the baseline or heuristic.</w:t>
+      </w:r>
+    </w:p>
+    <w:p>
+      <w:pPr>
+        <w:spacing w:after="120"/>
+      </w:pPr>
+      <w:r>
+        <w:rPr>
+          <w:b w:val="0"/>
+          <w:sz w:val="20"/>
+        </w:rPr>
+        <w:t>• Independently verify by a clean rerun from saved dependencies and seeds plus a unit test, alternate calculation, peer review, or supervisor check.</w:t>
+      </w:r>
+    </w:p>
+    <w:p>
+      <w:pPr>
+        <w:spacing w:after="120"/>
+      </w:pPr>
+      <w:r>
+        <w:rPr>
+          <w:b w:val="0"/>
+          <w:sz w:val="20"/>
+        </w:rPr>
+        <w:t>• Save privacy-reviewed evidence, model/data documentation, troubleshooting, limitations, restoration/cleanup record, and an honest AI/tool-assistance disclosure.</w:t>
       </w:r>
     </w:p>
     <w:p>
@@ -1847,7 +1919,7 @@
           <w:b w:val="0"/>
           <w:sz w:val="18"/>
         </w:rPr>
-        <w:t># day_48_lab.py — Assessment and reflection: Feature Encoding And Scaling</w:t>
+        <w:t># day_48_lab.py — Documentation and peer review: Generalization Bias Variance And Learning Curves: Practical Implementation and Verification</w:t>
       </w:r>
     </w:p>
     <w:p>
@@ -1889,7 +1961,7 @@
           <w:b w:val="0"/>
           <w:sz w:val="18"/>
         </w:rPr>
-        <w:t>"""Day 48 practical starter for Feature Encoding And Scaling.</w:t>
+        <w:t>"""Day 48 practical starter for Generalization Bias Variance And Learning Curves: Practical Implementation and Verification.</w:t>
       </w:r>
     </w:p>
     <w:p>
@@ -2071,7 +2143,7 @@
           <w:b w:val="0"/>
           <w:sz w:val="18"/>
         </w:rPr>
-        <w:t xml:space="preserve">    print("Program topic:", 'Feature Encoding And Scaling')</w:t>
+        <w:t xml:space="preserve">    print("Program topic:", 'Generalization Bias Variance And Learning Curves: Practical Implementation and Verification')</w:t>
       </w:r>
     </w:p>
     <w:p>
@@ -2085,7 +2157,7 @@
           <w:b w:val="0"/>
           <w:sz w:val="18"/>
         </w:rPr>
-        <w:t xml:space="preserve">    print("Day mode:", 'Assessment and reflection')</w:t>
+        <w:t xml:space="preserve">    print("Day mode:", 'Documentation and peer review')</w:t>
       </w:r>
     </w:p>
     <w:p>
@@ -5690,7 +5762,7 @@
           <w:b w:val="0"/>
           <w:sz w:val="22"/>
         </w:rPr>
-        <w:t>Objective addressed for Feature Encoding And Scaling</w:t>
+        <w:t>Objective addressed for Generalization Bias Variance And Learning Curves: Practical Implementation and Verification</w:t>
       </w:r>
     </w:p>
     <w:p>
@@ -5702,7 +5774,7 @@
           <w:b w:val="0"/>
           <w:sz w:val="22"/>
         </w:rPr>
-        <w:t>Assessment and reflection practical completed</w:t>
+        <w:t>Documentation and peer review practical completed</w:t>
       </w:r>
     </w:p>
     <w:p>
@@ -5794,7 +5866,7 @@
           <w:b w:val="0"/>
           <w:sz w:val="22"/>
         </w:rPr>
-        <w:t>Matches: Final artifact, demonstration evidence, 150-300 word reflection, and self-score against the rubric.</w:t>
+        <w:t>Matches: Baseline screenshot, reproducible project, evaluation evidence, independent verification, responsible-ML check, and professional report.</w:t>
       </w:r>
     </w:p>
     <w:p>
@@ -5826,7 +5898,7 @@
           <w:b w:val="0"/>
           <w:sz w:val="22"/>
         </w:rPr>
-        <w:t>Explain Feature Encoding And Scaling without reading.</w:t>
+        <w:t>Explain Generalization Bias Variance And Learning Curves: Practical Implementation and Verification without reading.</w:t>
       </w:r>
     </w:p>
     <w:p>
@@ -5918,7 +5990,7 @@
           <w:b w:val="0"/>
           <w:sz w:val="22"/>
         </w:rPr>
-        <w:t>Today is Day 48 (Assessment and reflection) on Feature Encoding And Scaling. I worked only in the authorized Beyond ML / data science lab. I completed the practical objective, verified with a second check, and packaged evidence. Main risk: unauthorized or unsafe action; control: checklist + supervisor escalation. Limitation: classroom/lab scope only. Next: continue the topic cycle and keep documentation reproducible.</w:t>
+        <w:t>Today is Day 48 (Documentation and peer review) on Generalization Bias Variance And Learning Curves: Practical Implementation and Verification. I worked only in the authorized Beyond ML / data science lab. I completed the practical objective, verified with a second check, and packaged evidence. Main risk: unauthorized or unsafe action; control: checklist + supervisor escalation. Limitation: classroom/lab scope only. Next: continue the topic cycle and keep documentation reproducible.</w:t>
       </w:r>
     </w:p>
     <w:p>
